--- a/en/scientists/CV/Word/Musayev_Yashar_CV_EN.docx
+++ b/en/scientists/CV/Word/Musayev_Yashar_CV_EN.docx
@@ -2605,7 +2605,7 @@
                 <w:sz w:val="21"/>
                 <w:szCs w:val="21"/>
               </w:rPr>
-              <w:t>CV</w:t>
+              <w:t>Self-reported</w:t>
             </w:r>
           </w:p>
         </w:tc>
@@ -2709,7 +2709,7 @@
                 <w:sz w:val="21"/>
                 <w:szCs w:val="21"/>
               </w:rPr>
-              <w:t>CV</w:t>
+              <w:t>Self-reported</w:t>
             </w:r>
           </w:p>
         </w:tc>
